--- a/00_Basic_electronics/4_transistor/steps_to_do_AC_DC_analysis_of_BJT.docx
+++ b/00_Basic_electronics/4_transistor/steps_to_do_AC_DC_analysis_of_BJT.docx
@@ -31,6 +31,16 @@
           <w:u w:val="single"/>
         </w:rPr>
         <w:t>C analysis</w:t>
+      </w:r>
+      <w:r>
+        <w:rPr>
+          <w:b/>
+          <w:bCs/>
+          <w:sz w:val="36"/>
+          <w:szCs w:val="36"/>
+          <w:u w:val="single"/>
+        </w:rPr>
+        <w:t xml:space="preserve"> for CE config</w:t>
       </w:r>
     </w:p>
     <w:p>
@@ -1915,6 +1925,13 @@
         </w:rPr>
         <w:t>) =  (1.3mA , 8.1v)</w:t>
       </w:r>
+      <w:r>
+        <w:rPr>
+          <w:rFonts w:eastAsiaTheme="minorEastAsia"/>
+          <w:color w:val="4472C4" w:themeColor="accent1"/>
+        </w:rPr>
+        <w:t xml:space="preserve"> (Q point for common Emitter config)</w:t>
+      </w:r>
     </w:p>
     <w:p>
       <w:pPr>
@@ -2499,7 +2516,7 @@
                         <w:sz w:val="28"/>
                         <w:szCs w:val="28"/>
                       </w:rPr>
-                      <m:t>in</m:t>
+                      <m:t>CC</m:t>
                     </m:r>
                   </m:sub>
                 </m:sSub>
@@ -4851,6 +4868,20 @@
       <w:r>
         <w:t>This is signature of a common Emitter Amplifier</w:t>
       </w:r>
+      <w:r>
+        <w:t xml:space="preserve"> (CE provides 180</w:t>
+      </w:r>
+      <w:r>
+        <w:rPr>
+          <w:rFonts w:cstheme="minorHAnsi"/>
+          <w:rtl/>
+          <w:lang w:bidi="he-IL"/>
+        </w:rPr>
+        <w:t>֯</w:t>
+      </w:r>
+      <w:r>
+        <w:t xml:space="preserve"> phase shift)</w:t>
+      </w:r>
     </w:p>
     <w:p>
       <w:pPr>
@@ -5087,7 +5118,10 @@
           <w:numId w:val="3"/>
         </w:numPr>
         <w:rPr>
+          <w:rStyle w:val="Strong"/>
           <w:rFonts w:asciiTheme="minorHAnsi" w:hAnsiTheme="minorHAnsi" w:cstheme="minorHAnsi"/>
+          <w:b w:val="0"/>
+          <w:bCs w:val="0"/>
         </w:rPr>
       </w:pPr>
       <w:r>
@@ -5116,6 +5150,352 @@
           <w:rFonts w:asciiTheme="minorHAnsi" w:eastAsiaTheme="majorEastAsia" w:hAnsiTheme="minorHAnsi" w:cstheme="minorHAnsi"/>
         </w:rPr>
         <w:t>input/output coupling</w:t>
+      </w:r>
+    </w:p>
+    <w:p>
+      <w:pPr>
+        <w:pStyle w:val="ListParagraph"/>
+        <w:numPr>
+          <w:ilvl w:val="0"/>
+          <w:numId w:val="3"/>
+        </w:numPr>
+        <w:rPr>
+          <w:b/>
+          <w:bCs/>
+        </w:rPr>
+      </w:pPr>
+      <w:r>
+        <w:rPr>
+          <w:b/>
+          <w:bCs/>
+        </w:rPr>
+        <w:t xml:space="preserve">Analysis </w:t>
+      </w:r>
+      <w:r>
+        <w:rPr>
+          <w:b/>
+          <w:bCs/>
+        </w:rPr>
+        <w:t>3</w:t>
+      </w:r>
+      <w:r>
+        <w:rPr>
+          <w:b/>
+          <w:bCs/>
+        </w:rPr>
+        <w:t xml:space="preserve"> : </w:t>
+      </w:r>
+      <w:r>
+        <w:rPr>
+          <w:b/>
+          <w:bCs/>
+        </w:rPr>
+        <w:t>current</w:t>
+      </w:r>
+      <w:r>
+        <w:rPr>
+          <w:b/>
+          <w:bCs/>
+        </w:rPr>
+        <w:t xml:space="preserve"> gain</w:t>
+      </w:r>
+      <w:r>
+        <w:rPr>
+          <w:b/>
+          <w:bCs/>
+        </w:rPr>
+        <w:t>:</w:t>
+      </w:r>
+    </w:p>
+    <w:p>
+      <w:pPr>
+        <w:pStyle w:val="ListParagraph"/>
+        <w:numPr>
+          <w:ilvl w:val="1"/>
+          <w:numId w:val="3"/>
+        </w:numPr>
+        <w:rPr>
+          <w:sz w:val="22"/>
+          <w:szCs w:val="22"/>
+        </w:rPr>
+      </w:pPr>
+      <m:oMath>
+        <m:sSub>
+          <m:sSubPr>
+            <m:ctrlPr>
+              <w:rPr>
+                <w:rFonts w:ascii="Cambria Math" w:hAnsi="Cambria Math"/>
+                <w:i/>
+                <w:sz w:val="22"/>
+                <w:szCs w:val="22"/>
+              </w:rPr>
+            </m:ctrlPr>
+          </m:sSubPr>
+          <m:e>
+            <m:r>
+              <w:rPr>
+                <w:rFonts w:ascii="Cambria Math" w:hAnsi="Cambria Math"/>
+                <w:sz w:val="22"/>
+                <w:szCs w:val="22"/>
+              </w:rPr>
+              <m:t>I</m:t>
+            </m:r>
+          </m:e>
+          <m:sub>
+            <m:r>
+              <w:rPr>
+                <w:rFonts w:ascii="Cambria Math" w:hAnsi="Cambria Math"/>
+                <w:sz w:val="22"/>
+                <w:szCs w:val="22"/>
+              </w:rPr>
+              <m:t>C</m:t>
+            </m:r>
+          </m:sub>
+        </m:sSub>
+        <m:r>
+          <w:rPr>
+            <w:rFonts w:ascii="Cambria Math" w:hAnsi="Cambria Math"/>
+            <w:sz w:val="22"/>
+            <w:szCs w:val="22"/>
+          </w:rPr>
+          <m:t>=1.23mA</m:t>
+        </m:r>
+      </m:oMath>
+      <w:r>
+        <w:rPr>
+          <w:rFonts w:eastAsiaTheme="minorEastAsia"/>
+          <w:sz w:val="22"/>
+          <w:szCs w:val="22"/>
+        </w:rPr>
+        <w:t xml:space="preserve"> </w:t>
+      </w:r>
+    </w:p>
+    <w:p>
+      <w:pPr>
+        <w:pStyle w:val="ListParagraph"/>
+        <w:numPr>
+          <w:ilvl w:val="1"/>
+          <w:numId w:val="3"/>
+        </w:numPr>
+        <w:rPr>
+          <w:sz w:val="22"/>
+          <w:szCs w:val="22"/>
+        </w:rPr>
+      </w:pPr>
+      <m:oMath>
+        <m:sSub>
+          <m:sSubPr>
+            <m:ctrlPr>
+              <w:rPr>
+                <w:rFonts w:ascii="Cambria Math" w:hAnsi="Cambria Math"/>
+                <w:i/>
+                <w:sz w:val="22"/>
+                <w:szCs w:val="22"/>
+              </w:rPr>
+            </m:ctrlPr>
+          </m:sSubPr>
+          <m:e>
+            <m:r>
+              <w:rPr>
+                <w:rFonts w:ascii="Cambria Math" w:hAnsi="Cambria Math"/>
+                <w:sz w:val="22"/>
+                <w:szCs w:val="22"/>
+              </w:rPr>
+              <m:t>I</m:t>
+            </m:r>
+          </m:e>
+          <m:sub>
+            <m:r>
+              <w:rPr>
+                <w:rFonts w:ascii="Cambria Math" w:hAnsi="Cambria Math"/>
+                <w:sz w:val="22"/>
+                <w:szCs w:val="22"/>
+              </w:rPr>
+              <m:t>B</m:t>
+            </m:r>
+          </m:sub>
+        </m:sSub>
+        <m:r>
+          <w:rPr>
+            <w:rFonts w:ascii="Cambria Math" w:hAnsi="Cambria Math"/>
+            <w:sz w:val="22"/>
+            <w:szCs w:val="22"/>
+          </w:rPr>
+          <m:t>=5.77uA</m:t>
+        </m:r>
+      </m:oMath>
+      <w:r>
+        <w:rPr>
+          <w:rFonts w:eastAsiaTheme="minorEastAsia"/>
+          <w:sz w:val="22"/>
+          <w:szCs w:val="22"/>
+        </w:rPr>
+        <w:t xml:space="preserve"> </w:t>
+      </w:r>
+    </w:p>
+    <w:p>
+      <w:pPr>
+        <w:pStyle w:val="ListParagraph"/>
+        <w:numPr>
+          <w:ilvl w:val="1"/>
+          <w:numId w:val="3"/>
+        </w:numPr>
+        <w:rPr>
+          <w:b/>
+          <w:bCs/>
+          <w:sz w:val="22"/>
+          <w:szCs w:val="22"/>
+        </w:rPr>
+      </w:pPr>
+      <m:oMath>
+        <m:r>
+          <w:rPr>
+            <w:rFonts w:ascii="Cambria Math" w:hAnsi="Cambria Math"/>
+            <w:sz w:val="28"/>
+            <w:szCs w:val="28"/>
+          </w:rPr>
+          <m:t xml:space="preserve">β= </m:t>
+        </m:r>
+        <m:f>
+          <m:fPr>
+            <m:ctrlPr>
+              <w:rPr>
+                <w:rFonts w:ascii="Cambria Math" w:hAnsi="Cambria Math"/>
+                <w:i/>
+                <w:sz w:val="28"/>
+                <w:szCs w:val="28"/>
+              </w:rPr>
+            </m:ctrlPr>
+          </m:fPr>
+          <m:num>
+            <m:sSub>
+              <m:sSubPr>
+                <m:ctrlPr>
+                  <w:rPr>
+                    <w:rFonts w:ascii="Cambria Math" w:hAnsi="Cambria Math"/>
+                    <w:i/>
+                    <w:sz w:val="28"/>
+                    <w:szCs w:val="28"/>
+                  </w:rPr>
+                </m:ctrlPr>
+              </m:sSubPr>
+              <m:e>
+                <m:r>
+                  <w:rPr>
+                    <w:rFonts w:ascii="Cambria Math" w:hAnsi="Cambria Math"/>
+                    <w:sz w:val="28"/>
+                    <w:szCs w:val="28"/>
+                  </w:rPr>
+                  <m:t>I</m:t>
+                </m:r>
+              </m:e>
+              <m:sub>
+                <m:r>
+                  <w:rPr>
+                    <w:rFonts w:ascii="Cambria Math" w:hAnsi="Cambria Math"/>
+                    <w:sz w:val="28"/>
+                    <w:szCs w:val="28"/>
+                  </w:rPr>
+                  <m:t>C</m:t>
+                </m:r>
+              </m:sub>
+            </m:sSub>
+          </m:num>
+          <m:den>
+            <m:sSub>
+              <m:sSubPr>
+                <m:ctrlPr>
+                  <w:rPr>
+                    <w:rFonts w:ascii="Cambria Math" w:hAnsi="Cambria Math"/>
+                    <w:i/>
+                    <w:sz w:val="28"/>
+                    <w:szCs w:val="28"/>
+                  </w:rPr>
+                </m:ctrlPr>
+              </m:sSubPr>
+              <m:e>
+                <m:r>
+                  <w:rPr>
+                    <w:rFonts w:ascii="Cambria Math" w:hAnsi="Cambria Math"/>
+                    <w:sz w:val="28"/>
+                    <w:szCs w:val="28"/>
+                  </w:rPr>
+                  <m:t>I</m:t>
+                </m:r>
+              </m:e>
+              <m:sub>
+                <m:r>
+                  <w:rPr>
+                    <w:rFonts w:ascii="Cambria Math" w:hAnsi="Cambria Math"/>
+                    <w:sz w:val="28"/>
+                    <w:szCs w:val="28"/>
+                  </w:rPr>
+                  <m:t>B</m:t>
+                </m:r>
+              </m:sub>
+            </m:sSub>
+          </m:den>
+        </m:f>
+        <m:r>
+          <w:rPr>
+            <w:rFonts w:ascii="Cambria Math" w:eastAsiaTheme="minorEastAsia" w:hAnsi="Cambria Math"/>
+            <w:sz w:val="28"/>
+            <w:szCs w:val="28"/>
+          </w:rPr>
+          <m:t>=  213</m:t>
+        </m:r>
+      </m:oMath>
+      <w:r>
+        <w:rPr>
+          <w:rFonts w:eastAsiaTheme="minorEastAsia"/>
+        </w:rPr>
+        <w:t xml:space="preserve"> (w</w:t>
+      </w:r>
+      <w:proofErr w:type="spellStart"/>
+      <w:r>
+        <w:rPr>
+          <w:rFonts w:eastAsiaTheme="minorEastAsia"/>
+        </w:rPr>
+        <w:t>e</w:t>
+      </w:r>
+      <w:proofErr w:type="spellEnd"/>
+      <w:r>
+        <w:rPr>
+          <w:rFonts w:eastAsiaTheme="minorEastAsia"/>
+        </w:rPr>
+        <w:t xml:space="preserve"> took ideal </w:t>
+      </w:r>
+      <m:oMath>
+        <m:r>
+          <w:rPr>
+            <w:rFonts w:ascii="Cambria Math" w:hAnsi="Cambria Math"/>
+          </w:rPr>
+          <m:t>β</m:t>
+        </m:r>
+      </m:oMath>
+      <w:r>
+        <w:rPr>
+          <w:rFonts w:eastAsiaTheme="minorEastAsia"/>
+        </w:rPr>
+        <w:t xml:space="preserve"> when calculating Ib – but when actual performance happened it is  </w:t>
+      </w:r>
+      <m:oMath>
+        <m:r>
+          <w:rPr>
+            <w:rFonts w:ascii="Cambria Math" w:hAnsi="Cambria Math"/>
+            <w:sz w:val="22"/>
+            <w:szCs w:val="22"/>
+          </w:rPr>
+          <m:t>β=213</m:t>
+        </m:r>
+      </m:oMath>
+      <w:r>
+        <w:rPr>
+          <w:rFonts w:eastAsiaTheme="minorEastAsia"/>
+          <w:b/>
+          <w:bCs/>
+        </w:rPr>
+        <w:t>)</w:t>
       </w:r>
     </w:p>
     <w:p>
@@ -5821,6 +6201,54 @@
     <w:p>
       <w:pPr>
         <w:pStyle w:val="ListParagraph"/>
+        <w:ind w:left="0"/>
+      </w:pPr>
+    </w:p>
+    <w:p>
+      <w:pPr>
+        <w:pStyle w:val="ListParagraph"/>
+        <w:ind w:left="0"/>
+      </w:pPr>
+    </w:p>
+    <w:p>
+      <w:pPr>
+        <w:pStyle w:val="ListParagraph"/>
+        <w:ind w:left="0"/>
+      </w:pPr>
+    </w:p>
+    <w:p>
+      <w:pPr>
+        <w:pStyle w:val="ListParagraph"/>
+        <w:ind w:left="0"/>
+      </w:pPr>
+    </w:p>
+    <w:p>
+      <w:pPr>
+        <w:pStyle w:val="ListParagraph"/>
+        <w:ind w:left="0"/>
+      </w:pPr>
+    </w:p>
+    <w:p>
+      <w:pPr>
+        <w:pStyle w:val="ListParagraph"/>
+        <w:ind w:left="0"/>
+      </w:pPr>
+    </w:p>
+    <w:p>
+      <w:pPr>
+        <w:pStyle w:val="ListParagraph"/>
+        <w:ind w:left="0"/>
+      </w:pPr>
+    </w:p>
+    <w:p>
+      <w:pPr>
+        <w:pStyle w:val="ListParagraph"/>
+        <w:ind w:left="0"/>
+      </w:pPr>
+    </w:p>
+    <w:p>
+      <w:pPr>
+        <w:pStyle w:val="ListParagraph"/>
         <w:rPr>
           <w:b/>
           <w:bCs/>
@@ -5837,6 +6265,7 @@
           <w:szCs w:val="36"/>
           <w:u w:val="single"/>
         </w:rPr>
+        <w:lastRenderedPageBreak/>
         <w:t>AC analysis</w:t>
       </w:r>
       <w:r>
@@ -6902,6 +7331,7 @@
         </w:numPr>
       </w:pPr>
       <w:r>
+        <w:lastRenderedPageBreak/>
         <w:t>10uf capacitor across Re is to bypass AC signal to gnd(shunt them) to increase the voltage gain (refer page 25 of 01_transistor_basics.docx file to know more)</w:t>
       </w:r>
     </w:p>
@@ -6941,7 +7371,6 @@
         <w:rPr>
           <w:noProof/>
         </w:rPr>
-        <w:lastRenderedPageBreak/>
         <w:drawing>
           <wp:inline distT="0" distB="0" distL="0" distR="0" wp14:anchorId="3E436F79" wp14:editId="773289F5">
             <wp:extent cx="5731510" cy="4633595"/>
@@ -6997,6 +7426,7 @@
         <w:rPr>
           <w:noProof/>
         </w:rPr>
+        <w:lastRenderedPageBreak/>
         <w:drawing>
           <wp:inline distT="0" distB="0" distL="0" distR="0" wp14:anchorId="6BA40F85" wp14:editId="48FBC33A">
             <wp:extent cx="5731510" cy="2413000"/>
@@ -7240,7 +7670,6 @@
         <w:rPr>
           <w:rFonts w:eastAsiaTheme="minorEastAsia"/>
         </w:rPr>
-        <w:lastRenderedPageBreak/>
         <w:t xml:space="preserve">Voltage gain = 6.89 </w:t>
       </w:r>
     </w:p>
@@ -7784,6 +8213,7 @@
         <w:rPr>
           <w:rFonts w:cstheme="minorHAnsi"/>
         </w:rPr>
+        <w:lastRenderedPageBreak/>
         <w:t xml:space="preserve">The </w:t>
       </w:r>
       <w:r>
@@ -8146,27 +8576,7 @@
           <w:szCs w:val="36"/>
           <w:u w:val="single"/>
         </w:rPr>
-        <w:t xml:space="preserve"> of C</w:t>
-      </w:r>
-      <w:r>
-        <w:rPr>
-          <w:b/>
-          <w:bCs/>
-          <w:sz w:val="36"/>
-          <w:szCs w:val="36"/>
-          <w:u w:val="single"/>
-        </w:rPr>
-        <w:t>C</w:t>
-      </w:r>
-      <w:r>
-        <w:rPr>
-          <w:b/>
-          <w:bCs/>
-          <w:sz w:val="36"/>
-          <w:szCs w:val="36"/>
-          <w:u w:val="single"/>
-        </w:rPr>
-        <w:t xml:space="preserve"> config</w:t>
+        <w:t xml:space="preserve"> of CC config</w:t>
       </w:r>
     </w:p>
     <w:p>
@@ -9091,14 +9501,7 @@
                 <w:rFonts w:ascii="Cambria Math" w:hAnsi="Cambria Math"/>
                 <w:color w:val="4472C4" w:themeColor="accent1"/>
               </w:rPr>
-              <m:t>C</m:t>
-            </m:r>
-            <m:r>
-              <w:rPr>
-                <w:rFonts w:ascii="Cambria Math" w:hAnsi="Cambria Math"/>
-                <w:color w:val="4472C4" w:themeColor="accent1"/>
-              </w:rPr>
-              <m:t>E</m:t>
+              <m:t>CE</m:t>
             </m:r>
           </m:sub>
         </m:sSub>
@@ -9115,14 +9518,7 @@
           <w:rFonts w:eastAsiaTheme="minorEastAsia"/>
           <w:color w:val="4472C4" w:themeColor="accent1"/>
         </w:rPr>
-        <w:t>2</w:t>
-      </w:r>
-      <w:r>
-        <w:rPr>
-          <w:rFonts w:eastAsiaTheme="minorEastAsia"/>
-          <w:color w:val="4472C4" w:themeColor="accent1"/>
-        </w:rPr>
-        <w:t>4</w:t>
+        <w:t>24</w:t>
       </w:r>
       <w:r>
         <w:rPr>
@@ -9160,6 +9556,10 @@
     </w:p>
     <w:p>
       <w:r>
+        <w:rPr>
+          <w:noProof/>
+        </w:rPr>
+        <w:lastRenderedPageBreak/>
         <w:drawing>
           <wp:inline distT="0" distB="0" distL="0" distR="0" wp14:anchorId="35CCDCF3" wp14:editId="1A22C0A3">
             <wp:extent cx="5731510" cy="4709160"/>
@@ -9221,7 +9621,9 @@
     <w:p/>
     <w:p>
       <w:r>
-        <w:lastRenderedPageBreak/>
+        <w:rPr>
+          <w:noProof/>
+        </w:rPr>
         <w:drawing>
           <wp:inline distT="0" distB="0" distL="0" distR="0" wp14:anchorId="6BD73A00" wp14:editId="130186C7">
             <wp:extent cx="5731510" cy="2430145"/>
@@ -9278,13 +9680,7 @@
           <w:rPr>
             <w:rFonts w:ascii="Cambria Math" w:hAnsi="Cambria Math"/>
           </w:rPr>
-          <m:t>≅</m:t>
-        </m:r>
-        <m:r>
-          <w:rPr>
-            <w:rFonts w:ascii="Cambria Math" w:hAnsi="Cambria Math"/>
-          </w:rPr>
-          <m:t>100mV)</m:t>
+          <m:t>≅100mV)</m:t>
         </m:r>
       </m:oMath>
       <w:r>
@@ -9306,6 +9702,7 @@
         <w:rPr>
           <w:rFonts w:eastAsiaTheme="minorEastAsia"/>
         </w:rPr>
+        <w:lastRenderedPageBreak/>
         <w:t>Current gain (</w:t>
       </w:r>
       <m:oMath>
@@ -9488,13 +9885,7 @@
           <w:rPr>
             <w:rFonts w:ascii="Cambria Math" w:hAnsi="Cambria Math"/>
           </w:rPr>
-          <m:t>≅</m:t>
-        </m:r>
-        <m:r>
-          <w:rPr>
-            <w:rFonts w:ascii="Cambria Math" w:hAnsi="Cambria Math"/>
-          </w:rPr>
-          <m:t xml:space="preserve"> </m:t>
+          <m:t xml:space="preserve">≅ </m:t>
         </m:r>
       </m:oMath>
       <w:r>
